--- a/flow/20230914_vu_template/drafts/2023-11-u/28-ВТ-Стефана Нового.docx
+++ b/flow/20230914_vu_template/drafts/2023-11-u/28-ВТ-Стефана Нового.docx
@@ -5892,6 +5892,45 @@
       </w:r>
     </w:p>
     <w:p>
+      <w:pPr/>
+      <w:r>
+        <w:rPr>
+          <w:rFonts w:ascii="Times New Roman" w:hAnsi="Times New Roman"/>
+          <w:i/>
+          <w:color w:val="FF0000"/>
+          <w:sz w:val="24"/>
+        </w:rPr>
+        <w:t>Тропар (г. 3):</w:t>
+      </w:r>
+      <w:r>
+        <w:rPr>
+          <w:rFonts w:ascii="Times New Roman" w:hAnsi="Times New Roman"/>
+          <w:sz w:val="24"/>
+        </w:rPr>
+        <w:t xml:space="preserve"> Просіявши, Стефане, життям посників,* і у світі зблиснувши бігом страдництва,* розігнав єси мрячну оману єретиків,* пока</w:t>
+      </w:r>
+      <w:r>
+        <w:rPr>
+          <w:rFonts w:ascii="Times New Roman" w:hAnsi="Times New Roman"/>
+          <w:sz w:val="24"/>
+        </w:rPr>
+        <w:t>зав істинну славу православних,* тому прославився як Божественний свідок істини Христової.</w:t>
+      </w:r>
+    </w:p>
+    <w:p>
+      <w:pPr/>
+      <w:r>
+        <w:rPr>
+          <w:b/>
+        </w:rPr>
+        <w:t xml:space="preserve">Слава, і нині: </w:t>
+      </w:r>
+      <w:r>
+        <w:rPr/>
+        <w:t>богородичний</w:t>
+      </w:r>
+    </w:p>
+    <w:p>
       <w:pPr>
         <w:pStyle w:val="Heading3"/>
         <w:spacing w:after="120" w:before="0" w:lineRule="auto"/>
@@ -10784,10 +10823,9 @@
           <w:rFonts w:ascii="Times New Roman" w:cs="Times New Roman" w:eastAsia="Times New Roman" w:hAnsi="Times New Roman"/>
           <w:i w:val="1"/>
           <w:color w:val="ff0000"/>
-          <w:highlight w:val="yellow"/>
-          <w:rtl w:val="0"/>
-        </w:rPr>
-        <w:t xml:space="preserve">???</w:t>
+          <w:rtl w:val="0"/>
+        </w:rPr>
+        <w:t>3</w:t>
       </w:r>
       <w:r>
         <w:rPr>
@@ -11179,6 +11217,45 @@
       </w:r>
     </w:p>
     <w:p>
+      <w:pPr/>
+      <w:r>
+        <w:rPr>
+          <w:rFonts w:ascii="Times New Roman" w:hAnsi="Times New Roman"/>
+          <w:i/>
+          <w:color w:val="FF0000"/>
+          <w:sz w:val="24"/>
+        </w:rPr>
+        <w:t>Тропар (г. 3):</w:t>
+      </w:r>
+      <w:r>
+        <w:rPr>
+          <w:rFonts w:ascii="Times New Roman" w:hAnsi="Times New Roman"/>
+          <w:sz w:val="24"/>
+        </w:rPr>
+        <w:t xml:space="preserve"> Просіявши, Стефане, життям посників,* і у світі зблиснувши бігом страдництва,* розігнав єси мрячну оману єретиків,* пока</w:t>
+      </w:r>
+      <w:r>
+        <w:rPr>
+          <w:rFonts w:ascii="Times New Roman" w:hAnsi="Times New Roman"/>
+          <w:sz w:val="24"/>
+        </w:rPr>
+        <w:t>зав істинну славу православних,* тому прославився як Божественний свідок істини Христової.</w:t>
+      </w:r>
+    </w:p>
+    <w:p>
+      <w:pPr/>
+      <w:r>
+        <w:rPr>
+          <w:b/>
+        </w:rPr>
+        <w:t xml:space="preserve">Слава, і нині: </w:t>
+      </w:r>
+      <w:r>
+        <w:rPr/>
+        <w:t>богородичний</w:t>
+      </w:r>
+    </w:p>
+    <w:p>
       <w:pPr>
         <w:pStyle w:val="Heading3"/>
         <w:spacing w:after="120" w:before="0" w:lineRule="auto"/>
@@ -11653,6 +11730,45 @@
       </w:r>
     </w:p>
     <w:p>
+      <w:pPr/>
+      <w:r>
+        <w:rPr>
+          <w:rFonts w:ascii="Times New Roman" w:hAnsi="Times New Roman"/>
+          <w:i/>
+          <w:color w:val="FF0000"/>
+          <w:sz w:val="24"/>
+        </w:rPr>
+        <w:t>Тропар (г. 3):</w:t>
+      </w:r>
+      <w:r>
+        <w:rPr>
+          <w:rFonts w:ascii="Times New Roman" w:hAnsi="Times New Roman"/>
+          <w:sz w:val="24"/>
+        </w:rPr>
+        <w:t xml:space="preserve"> Просіявши, Стефане, життям посників,* і у світі зблиснувши бігом страдництва,* розігнав єси мрячну оману єретиків,* пока</w:t>
+      </w:r>
+      <w:r>
+        <w:rPr>
+          <w:rFonts w:ascii="Times New Roman" w:hAnsi="Times New Roman"/>
+          <w:sz w:val="24"/>
+        </w:rPr>
+        <w:t>зав істинну славу православних,* тому прославився як Божественний свідок істини Христової.</w:t>
+      </w:r>
+    </w:p>
+    <w:p>
+      <w:pPr/>
+      <w:r>
+        <w:rPr>
+          <w:b/>
+        </w:rPr>
+        <w:t xml:space="preserve">Слава, і нині: </w:t>
+      </w:r>
+      <w:r>
+        <w:rPr/>
+        <w:t>богородичний</w:t>
+      </w:r>
+    </w:p>
+    <w:p>
       <w:pPr>
         <w:pStyle w:val="Heading3"/>
         <w:spacing w:after="120" w:before="0" w:lineRule="auto"/>
@@ -12651,6 +12767,45 @@
       </w:r>
     </w:p>
     <w:p>
+      <w:pPr/>
+      <w:r>
+        <w:rPr>
+          <w:rFonts w:ascii="Times New Roman" w:hAnsi="Times New Roman"/>
+          <w:i/>
+          <w:color w:val="FF0000"/>
+          <w:sz w:val="24"/>
+        </w:rPr>
+        <w:t>Тропар (г. 3):</w:t>
+      </w:r>
+      <w:r>
+        <w:rPr>
+          <w:rFonts w:ascii="Times New Roman" w:hAnsi="Times New Roman"/>
+          <w:sz w:val="24"/>
+        </w:rPr>
+        <w:t xml:space="preserve"> Просіявши, Стефане, життям посників,* і у світі зблиснувши бігом страдництва,* розігнав єси мрячну оману єретиків,* пока</w:t>
+      </w:r>
+      <w:r>
+        <w:rPr>
+          <w:rFonts w:ascii="Times New Roman" w:hAnsi="Times New Roman"/>
+          <w:sz w:val="24"/>
+        </w:rPr>
+        <w:t>зав істинну славу православних,* тому прославився як Божественний свідок істини Христової.</w:t>
+      </w:r>
+    </w:p>
+    <w:p>
+      <w:pPr/>
+      <w:r>
+        <w:rPr>
+          <w:b/>
+        </w:rPr>
+        <w:t xml:space="preserve">Слава, і нині: </w:t>
+      </w:r>
+      <w:r>
+        <w:rPr/>
+        <w:t>богородичний</w:t>
+      </w:r>
+    </w:p>
+    <w:p>
       <w:pPr>
         <w:pStyle w:val="Heading3"/>
         <w:spacing w:after="120" w:before="0" w:lineRule="auto"/>
@@ -13034,6 +13189,45 @@
       </w:r>
     </w:p>
     <w:p>
+      <w:pPr/>
+      <w:r>
+        <w:rPr>
+          <w:rFonts w:ascii="Times New Roman" w:hAnsi="Times New Roman"/>
+          <w:i/>
+          <w:color w:val="FF0000"/>
+          <w:sz w:val="24"/>
+        </w:rPr>
+        <w:t>Тропар (г. 3):</w:t>
+      </w:r>
+      <w:r>
+        <w:rPr>
+          <w:rFonts w:ascii="Times New Roman" w:hAnsi="Times New Roman"/>
+          <w:sz w:val="24"/>
+        </w:rPr>
+        <w:t xml:space="preserve"> Просіявши, Стефане, життям посників,* і у світі зблиснувши бігом страдництва,* розігнав єси мрячну оману єретиків,* пока</w:t>
+      </w:r>
+      <w:r>
+        <w:rPr>
+          <w:rFonts w:ascii="Times New Roman" w:hAnsi="Times New Roman"/>
+          <w:sz w:val="24"/>
+        </w:rPr>
+        <w:t>зав істинну славу православних,* тому прославився як Божественний свідок істини Христової.</w:t>
+      </w:r>
+    </w:p>
+    <w:p>
+      <w:pPr/>
+      <w:r>
+        <w:rPr>
+          <w:b/>
+        </w:rPr>
+        <w:t xml:space="preserve">Слава, і нині: </w:t>
+      </w:r>
+      <w:r>
+        <w:rPr/>
+        <w:t>богородичний</w:t>
+      </w:r>
+    </w:p>
+    <w:p>
       <w:pPr>
         <w:pStyle w:val="Heading3"/>
         <w:spacing w:after="120" w:before="0" w:lineRule="auto"/>
@@ -13968,6 +14162,45 @@
         <w:rPr>
           <w:rtl w:val="0"/>
         </w:rPr>
+      </w:r>
+    </w:p>
+    <w:p>
+      <w:pPr/>
+      <w:r>
+        <w:rPr>
+          <w:rFonts w:ascii="Times New Roman" w:hAnsi="Times New Roman"/>
+          <w:i/>
+          <w:color w:val="FF0000"/>
+          <w:sz w:val="24"/>
+        </w:rPr>
+        <w:t>Тропар (г. 3):</w:t>
+      </w:r>
+      <w:r>
+        <w:rPr>
+          <w:rFonts w:ascii="Times New Roman" w:hAnsi="Times New Roman"/>
+          <w:sz w:val="24"/>
+        </w:rPr>
+        <w:t xml:space="preserve"> Просіявши, Стефане, життям посників,* і у світі зблиснувши бігом страдництва,* розігнав єси мрячну оману єретиків,* пока</w:t>
+      </w:r>
+      <w:r>
+        <w:rPr>
+          <w:rFonts w:ascii="Times New Roman" w:hAnsi="Times New Roman"/>
+          <w:sz w:val="24"/>
+        </w:rPr>
+        <w:t>зав істинну славу православних,* тому прославився як Божественний свідок істини Христової.</w:t>
+      </w:r>
+    </w:p>
+    <w:p>
+      <w:pPr/>
+      <w:r>
+        <w:rPr>
+          <w:b/>
+        </w:rPr>
+        <w:t xml:space="preserve">Слава, і нині: </w:t>
+      </w:r>
+      <w:r>
+        <w:rPr/>
+        <w:t>богородичний</w:t>
       </w:r>
     </w:p>
     <w:p>
@@ -17277,6 +17510,45 @@
         <w:rPr>
           <w:rtl w:val="0"/>
         </w:rPr>
+      </w:r>
+    </w:p>
+    <w:p>
+      <w:pPr/>
+      <w:r>
+        <w:rPr>
+          <w:rFonts w:ascii="Times New Roman" w:hAnsi="Times New Roman"/>
+          <w:i/>
+          <w:color w:val="FF0000"/>
+          <w:sz w:val="24"/>
+        </w:rPr>
+        <w:t>Тропар (г. 3):</w:t>
+      </w:r>
+      <w:r>
+        <w:rPr>
+          <w:rFonts w:ascii="Times New Roman" w:hAnsi="Times New Roman"/>
+          <w:sz w:val="24"/>
+        </w:rPr>
+        <w:t xml:space="preserve"> Просіявши, Стефане, життям посників,* і у світі зблиснувши бігом страдництва,* розігнав єси мрячну оману єретиків,* пока</w:t>
+      </w:r>
+      <w:r>
+        <w:rPr>
+          <w:rFonts w:ascii="Times New Roman" w:hAnsi="Times New Roman"/>
+          <w:sz w:val="24"/>
+        </w:rPr>
+        <w:t>зав істинну славу православних,* тому прославився як Божественний свідок істини Христової.</w:t>
+      </w:r>
+    </w:p>
+    <w:p>
+      <w:pPr/>
+      <w:r>
+        <w:rPr>
+          <w:b/>
+        </w:rPr>
+        <w:t xml:space="preserve">Слава, і нині: </w:t>
+      </w:r>
+      <w:r>
+        <w:rPr/>
+        <w:t>богородичний</w:t>
       </w:r>
     </w:p>
     <w:p>

--- a/flow/20230914_vu_template/drafts/2023-11-u/28-ВТ-Стефана Нового.docx
+++ b/flow/20230914_vu_template/drafts/2023-11-u/28-ВТ-Стефана Нового.docx
@@ -5892,45 +5892,6 @@
       </w:r>
     </w:p>
     <w:p>
-      <w:pPr/>
-      <w:r>
-        <w:rPr>
-          <w:rFonts w:ascii="Times New Roman" w:hAnsi="Times New Roman"/>
-          <w:i/>
-          <w:color w:val="FF0000"/>
-          <w:sz w:val="24"/>
-        </w:rPr>
-        <w:t>Тропар (г. 3):</w:t>
-      </w:r>
-      <w:r>
-        <w:rPr>
-          <w:rFonts w:ascii="Times New Roman" w:hAnsi="Times New Roman"/>
-          <w:sz w:val="24"/>
-        </w:rPr>
-        <w:t xml:space="preserve"> Просіявши, Стефане, життям посників,* і у світі зблиснувши бігом страдництва,* розігнав єси мрячну оману єретиків,* пока</w:t>
-      </w:r>
-      <w:r>
-        <w:rPr>
-          <w:rFonts w:ascii="Times New Roman" w:hAnsi="Times New Roman"/>
-          <w:sz w:val="24"/>
-        </w:rPr>
-        <w:t>зав істинну славу православних,* тому прославився як Божественний свідок істини Христової.</w:t>
-      </w:r>
-    </w:p>
-    <w:p>
-      <w:pPr/>
-      <w:r>
-        <w:rPr>
-          <w:b/>
-        </w:rPr>
-        <w:t xml:space="preserve">Слава, і нині: </w:t>
-      </w:r>
-      <w:r>
-        <w:rPr/>
-        <w:t>богородичний</w:t>
-      </w:r>
-    </w:p>
-    <w:p>
       <w:pPr>
         <w:pStyle w:val="Heading3"/>
         <w:spacing w:after="120" w:before="0" w:lineRule="auto"/>
@@ -10823,9 +10784,10 @@
           <w:rFonts w:ascii="Times New Roman" w:cs="Times New Roman" w:eastAsia="Times New Roman" w:hAnsi="Times New Roman"/>
           <w:i w:val="1"/>
           <w:color w:val="ff0000"/>
-          <w:rtl w:val="0"/>
-        </w:rPr>
-        <w:t>3</w:t>
+          <w:highlight w:val="yellow"/>
+          <w:rtl w:val="0"/>
+        </w:rPr>
+        <w:t xml:space="preserve">???</w:t>
       </w:r>
       <w:r>
         <w:rPr>
@@ -11217,45 +11179,6 @@
       </w:r>
     </w:p>
     <w:p>
-      <w:pPr/>
-      <w:r>
-        <w:rPr>
-          <w:rFonts w:ascii="Times New Roman" w:hAnsi="Times New Roman"/>
-          <w:i/>
-          <w:color w:val="FF0000"/>
-          <w:sz w:val="24"/>
-        </w:rPr>
-        <w:t>Тропар (г. 3):</w:t>
-      </w:r>
-      <w:r>
-        <w:rPr>
-          <w:rFonts w:ascii="Times New Roman" w:hAnsi="Times New Roman"/>
-          <w:sz w:val="24"/>
-        </w:rPr>
-        <w:t xml:space="preserve"> Просіявши, Стефане, життям посників,* і у світі зблиснувши бігом страдництва,* розігнав єси мрячну оману єретиків,* пока</w:t>
-      </w:r>
-      <w:r>
-        <w:rPr>
-          <w:rFonts w:ascii="Times New Roman" w:hAnsi="Times New Roman"/>
-          <w:sz w:val="24"/>
-        </w:rPr>
-        <w:t>зав істинну славу православних,* тому прославився як Божественний свідок істини Христової.</w:t>
-      </w:r>
-    </w:p>
-    <w:p>
-      <w:pPr/>
-      <w:r>
-        <w:rPr>
-          <w:b/>
-        </w:rPr>
-        <w:t xml:space="preserve">Слава, і нині: </w:t>
-      </w:r>
-      <w:r>
-        <w:rPr/>
-        <w:t>богородичний</w:t>
-      </w:r>
-    </w:p>
-    <w:p>
       <w:pPr>
         <w:pStyle w:val="Heading3"/>
         <w:spacing w:after="120" w:before="0" w:lineRule="auto"/>
@@ -11730,45 +11653,6 @@
       </w:r>
     </w:p>
     <w:p>
-      <w:pPr/>
-      <w:r>
-        <w:rPr>
-          <w:rFonts w:ascii="Times New Roman" w:hAnsi="Times New Roman"/>
-          <w:i/>
-          <w:color w:val="FF0000"/>
-          <w:sz w:val="24"/>
-        </w:rPr>
-        <w:t>Тропар (г. 3):</w:t>
-      </w:r>
-      <w:r>
-        <w:rPr>
-          <w:rFonts w:ascii="Times New Roman" w:hAnsi="Times New Roman"/>
-          <w:sz w:val="24"/>
-        </w:rPr>
-        <w:t xml:space="preserve"> Просіявши, Стефане, життям посників,* і у світі зблиснувши бігом страдництва,* розігнав єси мрячну оману єретиків,* пока</w:t>
-      </w:r>
-      <w:r>
-        <w:rPr>
-          <w:rFonts w:ascii="Times New Roman" w:hAnsi="Times New Roman"/>
-          <w:sz w:val="24"/>
-        </w:rPr>
-        <w:t>зав істинну славу православних,* тому прославився як Божественний свідок істини Христової.</w:t>
-      </w:r>
-    </w:p>
-    <w:p>
-      <w:pPr/>
-      <w:r>
-        <w:rPr>
-          <w:b/>
-        </w:rPr>
-        <w:t xml:space="preserve">Слава, і нині: </w:t>
-      </w:r>
-      <w:r>
-        <w:rPr/>
-        <w:t>богородичний</w:t>
-      </w:r>
-    </w:p>
-    <w:p>
       <w:pPr>
         <w:pStyle w:val="Heading3"/>
         <w:spacing w:after="120" w:before="0" w:lineRule="auto"/>
@@ -12767,45 +12651,6 @@
       </w:r>
     </w:p>
     <w:p>
-      <w:pPr/>
-      <w:r>
-        <w:rPr>
-          <w:rFonts w:ascii="Times New Roman" w:hAnsi="Times New Roman"/>
-          <w:i/>
-          <w:color w:val="FF0000"/>
-          <w:sz w:val="24"/>
-        </w:rPr>
-        <w:t>Тропар (г. 3):</w:t>
-      </w:r>
-      <w:r>
-        <w:rPr>
-          <w:rFonts w:ascii="Times New Roman" w:hAnsi="Times New Roman"/>
-          <w:sz w:val="24"/>
-        </w:rPr>
-        <w:t xml:space="preserve"> Просіявши, Стефане, життям посників,* і у світі зблиснувши бігом страдництва,* розігнав єси мрячну оману єретиків,* пока</w:t>
-      </w:r>
-      <w:r>
-        <w:rPr>
-          <w:rFonts w:ascii="Times New Roman" w:hAnsi="Times New Roman"/>
-          <w:sz w:val="24"/>
-        </w:rPr>
-        <w:t>зав істинну славу православних,* тому прославився як Божественний свідок істини Христової.</w:t>
-      </w:r>
-    </w:p>
-    <w:p>
-      <w:pPr/>
-      <w:r>
-        <w:rPr>
-          <w:b/>
-        </w:rPr>
-        <w:t xml:space="preserve">Слава, і нині: </w:t>
-      </w:r>
-      <w:r>
-        <w:rPr/>
-        <w:t>богородичний</w:t>
-      </w:r>
-    </w:p>
-    <w:p>
       <w:pPr>
         <w:pStyle w:val="Heading3"/>
         <w:spacing w:after="120" w:before="0" w:lineRule="auto"/>
@@ -13189,45 +13034,6 @@
       </w:r>
     </w:p>
     <w:p>
-      <w:pPr/>
-      <w:r>
-        <w:rPr>
-          <w:rFonts w:ascii="Times New Roman" w:hAnsi="Times New Roman"/>
-          <w:i/>
-          <w:color w:val="FF0000"/>
-          <w:sz w:val="24"/>
-        </w:rPr>
-        <w:t>Тропар (г. 3):</w:t>
-      </w:r>
-      <w:r>
-        <w:rPr>
-          <w:rFonts w:ascii="Times New Roman" w:hAnsi="Times New Roman"/>
-          <w:sz w:val="24"/>
-        </w:rPr>
-        <w:t xml:space="preserve"> Просіявши, Стефане, життям посників,* і у світі зблиснувши бігом страдництва,* розігнав єси мрячну оману єретиків,* пока</w:t>
-      </w:r>
-      <w:r>
-        <w:rPr>
-          <w:rFonts w:ascii="Times New Roman" w:hAnsi="Times New Roman"/>
-          <w:sz w:val="24"/>
-        </w:rPr>
-        <w:t>зав істинну славу православних,* тому прославився як Божественний свідок істини Христової.</w:t>
-      </w:r>
-    </w:p>
-    <w:p>
-      <w:pPr/>
-      <w:r>
-        <w:rPr>
-          <w:b/>
-        </w:rPr>
-        <w:t xml:space="preserve">Слава, і нині: </w:t>
-      </w:r>
-      <w:r>
-        <w:rPr/>
-        <w:t>богородичний</w:t>
-      </w:r>
-    </w:p>
-    <w:p>
       <w:pPr>
         <w:pStyle w:val="Heading3"/>
         <w:spacing w:after="120" w:before="0" w:lineRule="auto"/>
@@ -14162,45 +13968,6 @@
         <w:rPr>
           <w:rtl w:val="0"/>
         </w:rPr>
-      </w:r>
-    </w:p>
-    <w:p>
-      <w:pPr/>
-      <w:r>
-        <w:rPr>
-          <w:rFonts w:ascii="Times New Roman" w:hAnsi="Times New Roman"/>
-          <w:i/>
-          <w:color w:val="FF0000"/>
-          <w:sz w:val="24"/>
-        </w:rPr>
-        <w:t>Тропар (г. 3):</w:t>
-      </w:r>
-      <w:r>
-        <w:rPr>
-          <w:rFonts w:ascii="Times New Roman" w:hAnsi="Times New Roman"/>
-          <w:sz w:val="24"/>
-        </w:rPr>
-        <w:t xml:space="preserve"> Просіявши, Стефане, життям посників,* і у світі зблиснувши бігом страдництва,* розігнав єси мрячну оману єретиків,* пока</w:t>
-      </w:r>
-      <w:r>
-        <w:rPr>
-          <w:rFonts w:ascii="Times New Roman" w:hAnsi="Times New Roman"/>
-          <w:sz w:val="24"/>
-        </w:rPr>
-        <w:t>зав істинну славу православних,* тому прославився як Божественний свідок істини Христової.</w:t>
-      </w:r>
-    </w:p>
-    <w:p>
-      <w:pPr/>
-      <w:r>
-        <w:rPr>
-          <w:b/>
-        </w:rPr>
-        <w:t xml:space="preserve">Слава, і нині: </w:t>
-      </w:r>
-      <w:r>
-        <w:rPr/>
-        <w:t>богородичний</w:t>
       </w:r>
     </w:p>
     <w:p>
@@ -17510,45 +17277,6 @@
         <w:rPr>
           <w:rtl w:val="0"/>
         </w:rPr>
-      </w:r>
-    </w:p>
-    <w:p>
-      <w:pPr/>
-      <w:r>
-        <w:rPr>
-          <w:rFonts w:ascii="Times New Roman" w:hAnsi="Times New Roman"/>
-          <w:i/>
-          <w:color w:val="FF0000"/>
-          <w:sz w:val="24"/>
-        </w:rPr>
-        <w:t>Тропар (г. 3):</w:t>
-      </w:r>
-      <w:r>
-        <w:rPr>
-          <w:rFonts w:ascii="Times New Roman" w:hAnsi="Times New Roman"/>
-          <w:sz w:val="24"/>
-        </w:rPr>
-        <w:t xml:space="preserve"> Просіявши, Стефане, життям посників,* і у світі зблиснувши бігом страдництва,* розігнав єси мрячну оману єретиків,* пока</w:t>
-      </w:r>
-      <w:r>
-        <w:rPr>
-          <w:rFonts w:ascii="Times New Roman" w:hAnsi="Times New Roman"/>
-          <w:sz w:val="24"/>
-        </w:rPr>
-        <w:t>зав істинну славу православних,* тому прославився як Божественний свідок істини Христової.</w:t>
-      </w:r>
-    </w:p>
-    <w:p>
-      <w:pPr/>
-      <w:r>
-        <w:rPr>
-          <w:b/>
-        </w:rPr>
-        <w:t xml:space="preserve">Слава, і нині: </w:t>
-      </w:r>
-      <w:r>
-        <w:rPr/>
-        <w:t>богородичний</w:t>
       </w:r>
     </w:p>
     <w:p>

--- a/flow/20230914_vu_template/drafts/2023-11-u/28-ВТ-Стефана Нового.docx
+++ b/flow/20230914_vu_template/drafts/2023-11-u/28-ВТ-Стефана Нового.docx
@@ -4,16 +4,28 @@
   <w:body>
     <w:p>
       <w:r>
+        <w:rPr>
+          <w:rFonts w:ascii="Times New Roman" w:hAnsi="Times New Roman"/>
+          <w:sz w:val="24"/>
+        </w:rPr>
         <w:t>Листопад 28 Вівторок</w:t>
       </w:r>
     </w:p>
     <w:p>
       <w:r>
+        <w:rPr>
+          <w:rFonts w:ascii="Times New Roman" w:hAnsi="Times New Roman"/>
+          <w:sz w:val="24"/>
+        </w:rPr>
         <w:t xml:space="preserve">🕃 Преподобномученика Стефана Нового </w:t>
       </w:r>
     </w:p>
     <w:p>
       <w:r>
+        <w:rPr>
+          <w:rFonts w:ascii="Times New Roman" w:hAnsi="Times New Roman"/>
+          <w:sz w:val="24"/>
+        </w:rPr>
         <w:t>Святого мученика Іринарха</w:t>
       </w:r>
     </w:p>
